--- a/public/files/sections/09-environmental-humanities.docx
+++ b/public/files/sections/09-environmental-humanities.docx
@@ -31,7 +31,7 @@
           <w:spacing w:val="0"/>
           <w:color w:val="262626"/>
         </w:rPr>
-        <w:t xml:space="preserve">Prof. Dr. Hyang Jo (Seoul National University, Republic of Korea)</w:t>
+        <w:t xml:space="preserve">Prof. Dr. Gabriele Dürbeck (Universität Vechta, Deutschland), Prof. Dr. Hyang Jo (Seoul National University, Republic of Korea)</w:t>
       </w:r>
     </w:p>
     <w:p>
